--- a/samples/hanbit/documents/청구수납규정.docx
+++ b/samples/hanbit/documents/청구수납규정.docx
@@ -503,6 +503,32 @@
     </w:p>
     <w:p>
       <w:pPr>
+        <w:pStyle w:val="Heading3"/>
+      </w:pPr>
+      <w:r>
+        <w:t>제20조(수납 현황의 공유)</w:t>
+      </w:r>
+    </w:p>
+    <w:p>
+      <w:r>
+        <w:t>재무회계팀은 매주 월요일에 연체 청구서와 부분수납 청구서 목록을 고객별로 정리하여 각 영업팀에 보낸다. 목록에는 고객ID, 고객명, 청구ID, 청구일, 납기일, 청구금액, 수납금액, 남은 금액, 담당자ID를 적는다. 담당자는 목록을 받은 주에 고객과 연락하여 지급 예정일을 확인하고, 그 결과를 재무회계팀에 회신한다.</w:t>
+      </w:r>
+    </w:p>
+    <w:p>
+      <w:pPr>
+        <w:pStyle w:val="Heading3"/>
+      </w:pPr>
+      <w:r>
+        <w:t>제21조(시스템 장애 시 처리)</w:t>
+      </w:r>
+    </w:p>
+    <w:p>
+      <w:r>
+        <w:t>청구 시스템이나 수납 시스템에 장애가 생겨 청구서를 정해진 날에 발행하지 못한 경우 재무회계팀은 장애가 해소된 날에 청구서를 발행하고, 납기일은 원래 발행 예정일부터 30일로 한다. 장애 기간에 들어온 입금은 장애가 해소된 뒤 입금일을 기준으로 수납을 등록한다.</w:t>
+      </w:r>
+    </w:p>
+    <w:p>
+      <w:pPr>
         <w:pStyle w:val="Heading2"/>
       </w:pPr>
       <w:r>
